--- a/Luis/Node Backend/Luis Veliz.docx
+++ b/Luis/Node Backend/Luis Veliz.docx
@@ -20,18 +20,8 @@
           <w:sz w:val="72"/>
           <w:szCs w:val="24"/>
         </w:rPr>
-        <w:t xml:space="preserve">Luis </w:t>
-      </w:r>
-      <w:proofErr w:type="spellStart"/>
-      <w:r>
-        <w:rPr>
-          <w:rFonts w:ascii="Stencil" w:eastAsia="Times New Roman" w:hAnsi="Stencil" w:cs="Arial"/>
-          <w:sz w:val="72"/>
-          <w:szCs w:val="24"/>
-        </w:rPr>
-        <w:t>Veliz</w:t>
-      </w:r>
-      <w:proofErr w:type="spellEnd"/>
+        <w:t>Luis Veliz</w:t>
+      </w:r>
     </w:p>
     <w:tbl>
       <w:tblPr>
@@ -73,66 +63,13 @@
             <w:r>
               <w:rPr>
                 <w:rFonts w:ascii="Times New Roman" w:eastAsia="Times New Roman" w:hAnsi="Times New Roman" w:cs="Times New Roman"/>
-                <w:b w:val="0"/>
                 <w:sz w:val="20"/>
                 <w:szCs w:val="24"/>
               </w:rPr>
-              <w:t>Los Angeles</w:t>
+              <w:t>Los Angeles, California, USA | luis.v.dev@outlook.com | https://www.linkedin.com/in/luis-veliz-8681513a4/ | +1 (305) 7070624</w:t>
             </w:r>
-            <w:r>
-              <w:rPr>
-                <w:rFonts w:ascii="Times New Roman" w:eastAsia="Times New Roman" w:hAnsi="Times New Roman" w:cs="Times New Roman"/>
-                <w:b w:val="0"/>
-                <w:sz w:val="20"/>
-                <w:szCs w:val="24"/>
-              </w:rPr>
-              <w:t xml:space="preserve">, California, USA | </w:t>
-            </w:r>
-            <w:r>
-              <w:rPr>
-                <w:rFonts w:ascii="Times New Roman" w:eastAsia="Times New Roman" w:hAnsi="Times New Roman" w:cs="Times New Roman"/>
-                <w:b w:val="0"/>
-                <w:sz w:val="20"/>
-                <w:szCs w:val="24"/>
-              </w:rPr>
-              <w:t>luis.v.dev@outlook.com</w:t>
-            </w:r>
-            <w:r>
-              <w:rPr>
-                <w:rFonts w:ascii="Times New Roman" w:eastAsia="Times New Roman" w:hAnsi="Times New Roman" w:cs="Times New Roman"/>
-                <w:b w:val="0"/>
-                <w:sz w:val="20"/>
-                <w:szCs w:val="24"/>
-              </w:rPr>
-              <w:t xml:space="preserve"> | </w:t>
-            </w:r>
-            <w:r>
-              <w:rPr>
-                <w:rFonts w:ascii="Times New Roman" w:eastAsia="Times New Roman" w:hAnsi="Times New Roman" w:cs="Times New Roman"/>
-                <w:b w:val="0"/>
-                <w:sz w:val="20"/>
-                <w:szCs w:val="24"/>
-              </w:rPr>
-              <w:t xml:space="preserve">https://www.linkedin.com/in/luis-veliz-8681513a4/ </w:t>
-            </w:r>
-            <w:r>
-              <w:rPr>
-                <w:rFonts w:ascii="Times New Roman" w:eastAsia="Times New Roman" w:hAnsi="Times New Roman" w:cs="Times New Roman"/>
-                <w:b w:val="0"/>
-                <w:sz w:val="20"/>
-                <w:szCs w:val="24"/>
-              </w:rPr>
-              <w:t xml:space="preserve">| </w:t>
-            </w:r>
-            <w:r>
-              <w:rPr>
-                <w:rFonts w:ascii="Times New Roman" w:eastAsia="Times New Roman" w:hAnsi="Times New Roman" w:cs="Times New Roman"/>
-                <w:b w:val="0"/>
-                <w:sz w:val="20"/>
-                <w:szCs w:val="24"/>
-              </w:rPr>
-              <w:t>+1 (305) 606 4408</w:t>
-            </w:r>
+            <w:bookmarkStart w:id="0" w:name="_GoBack"/>
+            <w:bookmarkEnd w:id="0"/>
           </w:p>
         </w:tc>
       </w:tr>
@@ -227,16 +164,8 @@
         <w:rPr>
           <w:sz w:val="20"/>
         </w:rPr>
-        <w:t xml:space="preserve"> services for high-traffic products. </w:t>
-      </w:r>
-      <w:proofErr w:type="gramStart"/>
-      <w:r>
-        <w:rPr>
-          <w:sz w:val="20"/>
-        </w:rPr>
-        <w:t xml:space="preserve">Strong in </w:t>
-      </w:r>
-      <w:proofErr w:type="spellStart"/>
+        <w:t xml:space="preserve"> services for high-traffic products. Strong in </w:t>
+      </w:r>
       <w:r>
         <w:rPr>
           <w:rStyle w:val="Strong"/>
@@ -244,7 +173,6 @@
         </w:rPr>
         <w:t>TypeScript</w:t>
       </w:r>
-      <w:proofErr w:type="spellEnd"/>
       <w:r>
         <w:rPr>
           <w:sz w:val="20"/>
@@ -327,182 +255,138 @@
         <w:rPr>
           <w:sz w:val="20"/>
         </w:rPr>
+        <w:t xml:space="preserve">. Known for shipping </w:t>
+      </w:r>
+      <w:r>
+        <w:rPr>
+          <w:rStyle w:val="Strong"/>
+          <w:sz w:val="20"/>
+        </w:rPr>
+        <w:t>secure</w:t>
+      </w:r>
+      <w:r>
+        <w:rPr>
+          <w:sz w:val="20"/>
+        </w:rPr>
+        <w:t xml:space="preserve">, </w:t>
+      </w:r>
+      <w:r>
+        <w:rPr>
+          <w:rStyle w:val="Strong"/>
+          <w:sz w:val="20"/>
+        </w:rPr>
+        <w:t>observable</w:t>
+      </w:r>
+      <w:r>
+        <w:rPr>
+          <w:sz w:val="20"/>
+        </w:rPr>
+        <w:t xml:space="preserve">, and </w:t>
+      </w:r>
+      <w:r>
+        <w:rPr>
+          <w:rStyle w:val="Strong"/>
+          <w:sz w:val="20"/>
+        </w:rPr>
+        <w:t>scalable</w:t>
+      </w:r>
+      <w:r>
+        <w:rPr>
+          <w:sz w:val="20"/>
+        </w:rPr>
+        <w:t xml:space="preserve"> backends using </w:t>
+      </w:r>
+      <w:r>
+        <w:rPr>
+          <w:rStyle w:val="Strong"/>
+          <w:sz w:val="20"/>
+        </w:rPr>
+        <w:t>PostgreSQL</w:t>
+      </w:r>
+      <w:r>
+        <w:rPr>
+          <w:sz w:val="20"/>
+        </w:rPr>
+        <w:t xml:space="preserve">, </w:t>
+      </w:r>
+      <w:r>
+        <w:rPr>
+          <w:rStyle w:val="Strong"/>
+          <w:sz w:val="20"/>
+        </w:rPr>
+        <w:t>Redis</w:t>
+      </w:r>
+      <w:r>
+        <w:rPr>
+          <w:sz w:val="20"/>
+        </w:rPr>
+        <w:t xml:space="preserve">, </w:t>
+      </w:r>
+      <w:r>
+        <w:rPr>
+          <w:rStyle w:val="Strong"/>
+          <w:sz w:val="20"/>
+        </w:rPr>
+        <w:t>Kafka</w:t>
+      </w:r>
+      <w:r>
+        <w:rPr>
+          <w:sz w:val="20"/>
+        </w:rPr>
+        <w:t xml:space="preserve">, </w:t>
+      </w:r>
+      <w:r>
+        <w:rPr>
+          <w:rStyle w:val="Strong"/>
+          <w:sz w:val="20"/>
+        </w:rPr>
+        <w:t>AWS SQS/SNS</w:t>
+      </w:r>
+      <w:r>
+        <w:rPr>
+          <w:sz w:val="20"/>
+        </w:rPr>
+        <w:t xml:space="preserve">, </w:t>
+      </w:r>
+      <w:r>
+        <w:rPr>
+          <w:rStyle w:val="Strong"/>
+          <w:sz w:val="20"/>
+        </w:rPr>
+        <w:t>Elasticsearch/OpenSearch</w:t>
+      </w:r>
+      <w:r>
+        <w:rPr>
+          <w:sz w:val="20"/>
+        </w:rPr>
+        <w:t xml:space="preserve">, </w:t>
+      </w:r>
+      <w:r>
+        <w:rPr>
+          <w:rStyle w:val="Strong"/>
+          <w:sz w:val="20"/>
+        </w:rPr>
+        <w:t>Kubernetes</w:t>
+      </w:r>
+      <w:r>
+        <w:rPr>
+          <w:sz w:val="20"/>
+        </w:rPr>
+        <w:t xml:space="preserve">, and disciplined </w:t>
+      </w:r>
+      <w:r>
+        <w:rPr>
+          <w:rStyle w:val="Strong"/>
+          <w:sz w:val="20"/>
+        </w:rPr>
+        <w:t>CI/CD</w:t>
+      </w:r>
+      <w:r>
+        <w:rPr>
+          <w:sz w:val="20"/>
+        </w:rPr>
         <w:t>.</w:t>
       </w:r>
-      <w:proofErr w:type="gramEnd"/>
-      <w:r>
-        <w:rPr>
-          <w:sz w:val="20"/>
-        </w:rPr>
-        <w:t xml:space="preserve"> </w:t>
-      </w:r>
-      <w:proofErr w:type="gramStart"/>
-      <w:r>
-        <w:rPr>
-          <w:sz w:val="20"/>
-        </w:rPr>
-        <w:t xml:space="preserve">Known for shipping </w:t>
-      </w:r>
-      <w:r>
-        <w:rPr>
-          <w:rStyle w:val="Strong"/>
-          <w:sz w:val="20"/>
-        </w:rPr>
-        <w:t>secure</w:t>
-      </w:r>
-      <w:r>
-        <w:rPr>
-          <w:sz w:val="20"/>
-        </w:rPr>
-        <w:t xml:space="preserve">, </w:t>
-      </w:r>
-      <w:r>
-        <w:rPr>
-          <w:rStyle w:val="Strong"/>
-          <w:sz w:val="20"/>
-        </w:rPr>
-        <w:t>observable</w:t>
-      </w:r>
-      <w:r>
-        <w:rPr>
-          <w:sz w:val="20"/>
-        </w:rPr>
-        <w:t xml:space="preserve">, and </w:t>
-      </w:r>
-      <w:r>
-        <w:rPr>
-          <w:rStyle w:val="Strong"/>
-          <w:sz w:val="20"/>
-        </w:rPr>
-        <w:t>scalable</w:t>
-      </w:r>
-      <w:r>
-        <w:rPr>
-          <w:sz w:val="20"/>
-        </w:rPr>
-        <w:t xml:space="preserve"> </w:t>
-      </w:r>
-      <w:proofErr w:type="spellStart"/>
-      <w:r>
-        <w:rPr>
-          <w:sz w:val="20"/>
-        </w:rPr>
-        <w:t>backends</w:t>
-      </w:r>
-      <w:proofErr w:type="spellEnd"/>
-      <w:r>
-        <w:rPr>
-          <w:sz w:val="20"/>
-        </w:rPr>
-        <w:t xml:space="preserve"> using </w:t>
-      </w:r>
-      <w:proofErr w:type="spellStart"/>
-      <w:r>
-        <w:rPr>
-          <w:rStyle w:val="Strong"/>
-          <w:sz w:val="20"/>
-        </w:rPr>
-        <w:t>PostgreSQL</w:t>
-      </w:r>
-      <w:proofErr w:type="spellEnd"/>
-      <w:r>
-        <w:rPr>
-          <w:sz w:val="20"/>
-        </w:rPr>
-        <w:t xml:space="preserve">, </w:t>
-      </w:r>
-      <w:proofErr w:type="spellStart"/>
-      <w:r>
-        <w:rPr>
-          <w:rStyle w:val="Strong"/>
-          <w:sz w:val="20"/>
-        </w:rPr>
-        <w:t>Redis</w:t>
-      </w:r>
-      <w:proofErr w:type="spellEnd"/>
-      <w:r>
-        <w:rPr>
-          <w:sz w:val="20"/>
-        </w:rPr>
-        <w:t xml:space="preserve">, </w:t>
-      </w:r>
-      <w:r>
-        <w:rPr>
-          <w:rStyle w:val="Strong"/>
-          <w:sz w:val="20"/>
-        </w:rPr>
-        <w:t>Kafka</w:t>
-      </w:r>
-      <w:r>
-        <w:rPr>
-          <w:sz w:val="20"/>
-        </w:rPr>
-        <w:t xml:space="preserve">, </w:t>
-      </w:r>
-      <w:r>
-        <w:rPr>
-          <w:rStyle w:val="Strong"/>
-          <w:sz w:val="20"/>
-        </w:rPr>
-        <w:t>AWS SQS/SNS</w:t>
-      </w:r>
-      <w:r>
-        <w:rPr>
-          <w:sz w:val="20"/>
-        </w:rPr>
-        <w:t xml:space="preserve">, </w:t>
-      </w:r>
-      <w:proofErr w:type="spellStart"/>
-      <w:r>
-        <w:rPr>
-          <w:rStyle w:val="Strong"/>
-          <w:sz w:val="20"/>
-        </w:rPr>
-        <w:t>Elasticsearch</w:t>
-      </w:r>
-      <w:proofErr w:type="spellEnd"/>
-      <w:r>
-        <w:rPr>
-          <w:rStyle w:val="Strong"/>
-          <w:sz w:val="20"/>
-        </w:rPr>
-        <w:t>/OpenSearch</w:t>
-      </w:r>
-      <w:r>
-        <w:rPr>
-          <w:sz w:val="20"/>
-        </w:rPr>
-        <w:t xml:space="preserve">, </w:t>
-      </w:r>
-      <w:proofErr w:type="spellStart"/>
-      <w:r>
-        <w:rPr>
-          <w:rStyle w:val="Strong"/>
-          <w:sz w:val="20"/>
-        </w:rPr>
-        <w:t>Kubernetes</w:t>
-      </w:r>
-      <w:proofErr w:type="spellEnd"/>
-      <w:r>
-        <w:rPr>
-          <w:sz w:val="20"/>
-        </w:rPr>
-        <w:t xml:space="preserve">, and disciplined </w:t>
-      </w:r>
-      <w:r>
-        <w:rPr>
-          <w:rStyle w:val="Strong"/>
-          <w:sz w:val="20"/>
-        </w:rPr>
-        <w:t>CI/CD</w:t>
-      </w:r>
-      <w:r>
-        <w:rPr>
-          <w:sz w:val="20"/>
-        </w:rPr>
-        <w:t>.</w:t>
-      </w:r>
-      <w:proofErr w:type="gramEnd"/>
     </w:p>
     <w:p>
       <w:pPr>
@@ -568,7 +452,6 @@
         </w:rPr>
         <w:t xml:space="preserve">, </w:t>
       </w:r>
-      <w:proofErr w:type="spellStart"/>
       <w:r>
         <w:rPr>
           <w:rStyle w:val="Strong"/>
@@ -576,7 +459,6 @@
         </w:rPr>
         <w:t>TypeScript</w:t>
       </w:r>
-      <w:proofErr w:type="spellEnd"/>
       <w:r>
         <w:rPr>
           <w:sz w:val="20"/>
@@ -596,7 +478,6 @@
         </w:rPr>
         <w:t xml:space="preserve">, background processing, </w:t>
       </w:r>
-      <w:proofErr w:type="spellStart"/>
       <w:r>
         <w:rPr>
           <w:rStyle w:val="Strong"/>
@@ -604,14 +485,12 @@
         </w:rPr>
         <w:t>gRPC</w:t>
       </w:r>
-      <w:proofErr w:type="spellEnd"/>
       <w:r>
         <w:rPr>
           <w:sz w:val="20"/>
         </w:rPr>
         <w:t xml:space="preserve">, </w:t>
       </w:r>
-      <w:proofErr w:type="spellStart"/>
       <w:r>
         <w:rPr>
           <w:rStyle w:val="Strong"/>
@@ -619,7 +498,6 @@
         </w:rPr>
         <w:t>WebSockets</w:t>
       </w:r>
-      <w:proofErr w:type="spellEnd"/>
       <w:r>
         <w:rPr>
           <w:sz w:val="20"/>
@@ -652,7 +530,6 @@
         </w:rPr>
         <w:t xml:space="preserve"> — Relational: </w:t>
       </w:r>
-      <w:proofErr w:type="spellStart"/>
       <w:r>
         <w:rPr>
           <w:rStyle w:val="Strong"/>
@@ -660,7 +537,6 @@
         </w:rPr>
         <w:t>PostgreSQL</w:t>
       </w:r>
-      <w:proofErr w:type="spellEnd"/>
       <w:r>
         <w:rPr>
           <w:sz w:val="20"/>
@@ -691,23 +567,8 @@
         <w:rPr>
           <w:sz w:val="20"/>
         </w:rPr>
-        <w:t xml:space="preserve"> | </w:t>
-      </w:r>
-      <w:proofErr w:type="spellStart"/>
-      <w:r>
-        <w:rPr>
-          <w:sz w:val="20"/>
-        </w:rPr>
-        <w:t>NoSQL</w:t>
-      </w:r>
-      <w:proofErr w:type="spellEnd"/>
-      <w:r>
-        <w:rPr>
-          <w:sz w:val="20"/>
-        </w:rPr>
-        <w:t xml:space="preserve">: </w:t>
-      </w:r>
-      <w:proofErr w:type="spellStart"/>
+        <w:t xml:space="preserve"> | NoSQL: </w:t>
+      </w:r>
       <w:r>
         <w:rPr>
           <w:rStyle w:val="Strong"/>
@@ -715,14 +576,12 @@
         </w:rPr>
         <w:t>Redis</w:t>
       </w:r>
-      <w:proofErr w:type="spellEnd"/>
       <w:r>
         <w:rPr>
           <w:sz w:val="20"/>
         </w:rPr>
         <w:t xml:space="preserve">, </w:t>
       </w:r>
-      <w:proofErr w:type="spellStart"/>
       <w:r>
         <w:rPr>
           <w:rStyle w:val="Strong"/>
@@ -730,14 +589,12 @@
         </w:rPr>
         <w:t>MongoDB</w:t>
       </w:r>
-      <w:proofErr w:type="spellEnd"/>
       <w:r>
         <w:rPr>
           <w:sz w:val="20"/>
         </w:rPr>
         <w:t xml:space="preserve">, </w:t>
       </w:r>
-      <w:proofErr w:type="spellStart"/>
       <w:r>
         <w:rPr>
           <w:rStyle w:val="Strong"/>
@@ -745,7 +602,6 @@
         </w:rPr>
         <w:t>DynamoDB</w:t>
       </w:r>
-      <w:proofErr w:type="spellEnd"/>
       <w:r>
         <w:rPr>
           <w:sz w:val="20"/>
@@ -778,7 +634,6 @@
         </w:rPr>
         <w:t xml:space="preserve">, </w:t>
       </w:r>
-      <w:proofErr w:type="spellStart"/>
       <w:r>
         <w:rPr>
           <w:rStyle w:val="Strong"/>
@@ -786,14 +641,12 @@
         </w:rPr>
         <w:t>RabbitMQ</w:t>
       </w:r>
-      <w:proofErr w:type="spellEnd"/>
       <w:r>
         <w:rPr>
           <w:sz w:val="20"/>
         </w:rPr>
         <w:t xml:space="preserve"> | Search: </w:t>
       </w:r>
-      <w:proofErr w:type="spellStart"/>
       <w:r>
         <w:rPr>
           <w:rStyle w:val="Strong"/>
@@ -801,7 +654,6 @@
         </w:rPr>
         <w:t>Elasticsearch</w:t>
       </w:r>
-      <w:proofErr w:type="spellEnd"/>
       <w:r>
         <w:rPr>
           <w:sz w:val="20"/>
@@ -834,7 +686,6 @@
         </w:rPr>
         <w:t xml:space="preserve">, </w:t>
       </w:r>
-      <w:proofErr w:type="spellStart"/>
       <w:r>
         <w:rPr>
           <w:rStyle w:val="Strong"/>
@@ -842,7 +693,6 @@
         </w:rPr>
         <w:t>BigQuery</w:t>
       </w:r>
-      <w:proofErr w:type="spellEnd"/>
     </w:p>
     <w:p>
       <w:pPr>
@@ -861,17 +711,8 @@
           <w:rStyle w:val="Strong"/>
           <w:sz w:val="20"/>
         </w:rPr>
-        <w:t xml:space="preserve">Cloud &amp; </w:t>
-      </w:r>
-      <w:proofErr w:type="spellStart"/>
-      <w:r>
-        <w:rPr>
-          <w:rStyle w:val="Strong"/>
-          <w:sz w:val="20"/>
-        </w:rPr>
-        <w:t>DevOps</w:t>
-      </w:r>
-      <w:proofErr w:type="spellEnd"/>
+        <w:t>Cloud &amp; DevOps</w:t>
+      </w:r>
       <w:r>
         <w:rPr>
           <w:sz w:val="20"/>
@@ -969,7 +810,6 @@
         </w:rPr>
         <w:t xml:space="preserve">, </w:t>
       </w:r>
-      <w:proofErr w:type="spellStart"/>
       <w:r>
         <w:rPr>
           <w:rStyle w:val="Strong"/>
@@ -977,7 +817,6 @@
         </w:rPr>
         <w:t>CloudFront</w:t>
       </w:r>
-      <w:proofErr w:type="spellEnd"/>
       <w:r>
         <w:rPr>
           <w:sz w:val="20"/>
@@ -997,7 +836,6 @@
         </w:rPr>
         <w:t xml:space="preserve">, </w:t>
       </w:r>
-      <w:proofErr w:type="spellStart"/>
       <w:r>
         <w:rPr>
           <w:rStyle w:val="Strong"/>
@@ -1005,14 +843,12 @@
         </w:rPr>
         <w:t>DynamoDB</w:t>
       </w:r>
-      <w:proofErr w:type="spellEnd"/>
       <w:r>
         <w:rPr>
           <w:sz w:val="20"/>
         </w:rPr>
         <w:t xml:space="preserve">, </w:t>
       </w:r>
-      <w:proofErr w:type="spellStart"/>
       <w:r>
         <w:rPr>
           <w:rStyle w:val="Strong"/>
@@ -1020,14 +856,12 @@
         </w:rPr>
         <w:t>ElastiCache</w:t>
       </w:r>
-      <w:proofErr w:type="spellEnd"/>
       <w:r>
         <w:rPr>
           <w:sz w:val="20"/>
         </w:rPr>
         <w:t xml:space="preserve">, </w:t>
       </w:r>
-      <w:proofErr w:type="spellStart"/>
       <w:r>
         <w:rPr>
           <w:rStyle w:val="Strong"/>
@@ -1035,7 +869,6 @@
         </w:rPr>
         <w:t>EventBridge</w:t>
       </w:r>
-      <w:proofErr w:type="spellEnd"/>
       <w:r>
         <w:rPr>
           <w:sz w:val="20"/>
@@ -1133,7 +966,6 @@
         </w:rPr>
         <w:t xml:space="preserve">, Cloud Run, Pub/Sub, Cloud Storage, </w:t>
       </w:r>
-      <w:proofErr w:type="spellStart"/>
       <w:r>
         <w:rPr>
           <w:rStyle w:val="Strong"/>
@@ -1141,14 +973,12 @@
         </w:rPr>
         <w:t>BigQuery</w:t>
       </w:r>
-      <w:proofErr w:type="spellEnd"/>
       <w:r>
         <w:rPr>
           <w:sz w:val="20"/>
         </w:rPr>
         <w:t xml:space="preserve"> | </w:t>
       </w:r>
-      <w:proofErr w:type="spellStart"/>
       <w:r>
         <w:rPr>
           <w:rStyle w:val="Strong"/>
@@ -1156,14 +986,12 @@
         </w:rPr>
         <w:t>Docker</w:t>
       </w:r>
-      <w:proofErr w:type="spellEnd"/>
       <w:r>
         <w:rPr>
           <w:sz w:val="20"/>
         </w:rPr>
         <w:t xml:space="preserve">, </w:t>
       </w:r>
-      <w:proofErr w:type="spellStart"/>
       <w:r>
         <w:rPr>
           <w:rStyle w:val="Strong"/>
@@ -1171,14 +999,12 @@
         </w:rPr>
         <w:t>Kubernetes</w:t>
       </w:r>
-      <w:proofErr w:type="spellEnd"/>
       <w:r>
         <w:rPr>
           <w:sz w:val="20"/>
         </w:rPr>
         <w:t xml:space="preserve">, Helm, Argo CD, </w:t>
       </w:r>
-      <w:proofErr w:type="spellStart"/>
       <w:r>
         <w:rPr>
           <w:rStyle w:val="Strong"/>
@@ -1186,14 +1012,12 @@
         </w:rPr>
         <w:t>GitOps</w:t>
       </w:r>
-      <w:proofErr w:type="spellEnd"/>
       <w:r>
         <w:rPr>
           <w:sz w:val="20"/>
         </w:rPr>
         <w:t xml:space="preserve"> | </w:t>
       </w:r>
-      <w:proofErr w:type="spellStart"/>
       <w:r>
         <w:rPr>
           <w:rStyle w:val="Strong"/>
@@ -1201,42 +1025,31 @@
         </w:rPr>
         <w:t>Terraform</w:t>
       </w:r>
-      <w:proofErr w:type="spellEnd"/>
+      <w:r>
+        <w:rPr>
+          <w:sz w:val="20"/>
+        </w:rPr>
+        <w:t xml:space="preserve">, CloudFormation | CI/CD: </w:t>
+      </w:r>
+      <w:r>
+        <w:rPr>
+          <w:rStyle w:val="Strong"/>
+          <w:sz w:val="20"/>
+        </w:rPr>
+        <w:t>GitHub Actions</w:t>
+      </w:r>
       <w:r>
         <w:rPr>
           <w:sz w:val="20"/>
         </w:rPr>
         <w:t xml:space="preserve">, </w:t>
       </w:r>
-      <w:proofErr w:type="spellStart"/>
-      <w:r>
-        <w:rPr>
-          <w:sz w:val="20"/>
-        </w:rPr>
-        <w:t>CloudFormation</w:t>
-      </w:r>
-      <w:proofErr w:type="spellEnd"/>
-      <w:r>
-        <w:rPr>
-          <w:sz w:val="20"/>
-        </w:rPr>
-        <w:t xml:space="preserve"> | CI/CD: </w:t>
-      </w:r>
-      <w:proofErr w:type="spellStart"/>
-      <w:r>
-        <w:rPr>
-          <w:rStyle w:val="Strong"/>
-          <w:sz w:val="20"/>
-        </w:rPr>
-        <w:t>GitHub</w:t>
-      </w:r>
-      <w:proofErr w:type="spellEnd"/>
-      <w:r>
-        <w:rPr>
-          <w:rStyle w:val="Strong"/>
-          <w:sz w:val="20"/>
-        </w:rPr>
-        <w:t xml:space="preserve"> Actions</w:t>
+      <w:r>
+        <w:rPr>
+          <w:rStyle w:val="Strong"/>
+          <w:sz w:val="20"/>
+        </w:rPr>
+        <w:t>GitLab CI</w:t>
       </w:r>
       <w:r>
         <w:rPr>
@@ -1244,28 +1057,6 @@
         </w:rPr>
         <w:t xml:space="preserve">, </w:t>
       </w:r>
-      <w:proofErr w:type="spellStart"/>
-      <w:r>
-        <w:rPr>
-          <w:rStyle w:val="Strong"/>
-          <w:sz w:val="20"/>
-        </w:rPr>
-        <w:t>GitLab</w:t>
-      </w:r>
-      <w:proofErr w:type="spellEnd"/>
-      <w:r>
-        <w:rPr>
-          <w:rStyle w:val="Strong"/>
-          <w:sz w:val="20"/>
-        </w:rPr>
-        <w:t xml:space="preserve"> CI</w:t>
-      </w:r>
-      <w:r>
-        <w:rPr>
-          <w:sz w:val="20"/>
-        </w:rPr>
-        <w:t xml:space="preserve">, </w:t>
-      </w:r>
       <w:r>
         <w:rPr>
           <w:rStyle w:val="Strong"/>
@@ -1277,30 +1068,8 @@
         <w:rPr>
           <w:sz w:val="20"/>
         </w:rPr>
-        <w:t xml:space="preserve">, Azure </w:t>
-      </w:r>
-      <w:proofErr w:type="spellStart"/>
-      <w:r>
-        <w:rPr>
-          <w:sz w:val="20"/>
-        </w:rPr>
-        <w:t>DevOps</w:t>
-      </w:r>
-      <w:proofErr w:type="spellEnd"/>
-      <w:r>
-        <w:rPr>
-          <w:sz w:val="20"/>
-        </w:rPr>
-        <w:t xml:space="preserve">, </w:t>
-      </w:r>
-      <w:proofErr w:type="spellStart"/>
-      <w:r>
-        <w:rPr>
-          <w:sz w:val="20"/>
-        </w:rPr>
-        <w:t>CircleCI</w:t>
-      </w:r>
-      <w:proofErr w:type="spellEnd"/>
+        <w:t>, Azure DevOps, CircleCI</w:t>
+      </w:r>
     </w:p>
     <w:p>
       <w:pPr>
@@ -1314,21 +1083,12 @@
           <w:sz w:val="20"/>
         </w:rPr>
       </w:pPr>
-      <w:proofErr w:type="spellStart"/>
-      <w:r>
-        <w:rPr>
-          <w:rStyle w:val="Strong"/>
-          <w:sz w:val="20"/>
-        </w:rPr>
-        <w:t>Observability</w:t>
-      </w:r>
-      <w:proofErr w:type="spellEnd"/>
-      <w:r>
-        <w:rPr>
-          <w:rStyle w:val="Strong"/>
-          <w:sz w:val="20"/>
-        </w:rPr>
-        <w:t>, Quality &amp; Security</w:t>
+      <w:r>
+        <w:rPr>
+          <w:rStyle w:val="Strong"/>
+          <w:sz w:val="20"/>
+        </w:rPr>
+        <w:t>Observability, Quality &amp; Security</w:t>
       </w:r>
       <w:r>
         <w:rPr>
@@ -1336,7 +1096,6 @@
         </w:rPr>
         <w:t xml:space="preserve"> — </w:t>
       </w:r>
-      <w:proofErr w:type="spellStart"/>
       <w:r>
         <w:rPr>
           <w:rStyle w:val="Strong"/>
@@ -1344,14 +1103,12 @@
         </w:rPr>
         <w:t>OpenTelemetry</w:t>
       </w:r>
-      <w:proofErr w:type="spellEnd"/>
       <w:r>
         <w:rPr>
           <w:sz w:val="20"/>
         </w:rPr>
         <w:t xml:space="preserve">, </w:t>
       </w:r>
-      <w:proofErr w:type="spellStart"/>
       <w:r>
         <w:rPr>
           <w:rStyle w:val="Strong"/>
@@ -1359,7 +1116,6 @@
         </w:rPr>
         <w:t>Datadog</w:t>
       </w:r>
-      <w:proofErr w:type="spellEnd"/>
       <w:r>
         <w:rPr>
           <w:sz w:val="20"/>
@@ -1379,7 +1135,6 @@
         </w:rPr>
         <w:t xml:space="preserve">, </w:t>
       </w:r>
-      <w:proofErr w:type="spellStart"/>
       <w:r>
         <w:rPr>
           <w:rStyle w:val="Strong"/>
@@ -1387,7 +1142,6 @@
         </w:rPr>
         <w:t>Grafana</w:t>
       </w:r>
-      <w:proofErr w:type="spellEnd"/>
       <w:r>
         <w:rPr>
           <w:sz w:val="20"/>
@@ -1407,7 +1161,6 @@
         </w:rPr>
         <w:t xml:space="preserve">, </w:t>
       </w:r>
-      <w:proofErr w:type="spellStart"/>
       <w:r>
         <w:rPr>
           <w:rStyle w:val="Strong"/>
@@ -1415,7 +1168,6 @@
         </w:rPr>
         <w:t>CloudWatch</w:t>
       </w:r>
-      <w:proofErr w:type="spellEnd"/>
       <w:r>
         <w:rPr>
           <w:sz w:val="20"/>
@@ -1500,21 +1252,12 @@
         </w:rPr>
         <w:t xml:space="preserve">, </w:t>
       </w:r>
-      <w:proofErr w:type="spellStart"/>
-      <w:r>
-        <w:rPr>
-          <w:rStyle w:val="Strong"/>
-          <w:sz w:val="20"/>
-        </w:rPr>
-        <w:t>OpenID</w:t>
-      </w:r>
-      <w:proofErr w:type="spellEnd"/>
-      <w:r>
-        <w:rPr>
-          <w:rStyle w:val="Strong"/>
-          <w:sz w:val="20"/>
-        </w:rPr>
-        <w:t xml:space="preserve"> Connect</w:t>
+      <w:r>
+        <w:rPr>
+          <w:rStyle w:val="Strong"/>
+          <w:sz w:val="20"/>
+        </w:rPr>
+        <w:t>OpenID Connect</w:t>
       </w:r>
       <w:r>
         <w:rPr>
@@ -1535,7 +1278,6 @@
         </w:rPr>
         <w:t xml:space="preserve">, </w:t>
       </w:r>
-      <w:proofErr w:type="spellStart"/>
       <w:r>
         <w:rPr>
           <w:rStyle w:val="Strong"/>
@@ -1543,7 +1285,6 @@
         </w:rPr>
         <w:t>Okta</w:t>
       </w:r>
-      <w:proofErr w:type="spellEnd"/>
       <w:r>
         <w:rPr>
           <w:sz w:val="20"/>
@@ -1568,17 +1309,8 @@
           <w:rStyle w:val="Strong"/>
           <w:sz w:val="20"/>
         </w:rPr>
-        <w:t xml:space="preserve">AWS </w:t>
-      </w:r>
-      <w:proofErr w:type="spellStart"/>
-      <w:r>
-        <w:rPr>
-          <w:rStyle w:val="Strong"/>
-          <w:sz w:val="20"/>
-        </w:rPr>
-        <w:t>Cognito</w:t>
-      </w:r>
-      <w:proofErr w:type="spellEnd"/>
+        <w:t>AWS Cognito</w:t>
+      </w:r>
       <w:r>
         <w:rPr>
           <w:sz w:val="20"/>
@@ -1661,7 +1393,6 @@
           <w:szCs w:val="27"/>
         </w:rPr>
       </w:pPr>
-      <w:proofErr w:type="spellStart"/>
       <w:r>
         <w:rPr>
           <w:rFonts w:ascii="Britannic Bold" w:eastAsia="Times New Roman" w:hAnsi="Britannic Bold" w:cs="Arial"/>
@@ -1671,7 +1402,6 @@
         </w:rPr>
         <w:t>SumatoSoft</w:t>
       </w:r>
-      <w:proofErr w:type="spellEnd"/>
     </w:p>
     <w:p>
       <w:pPr>
@@ -1741,7 +1471,6 @@
         </w:rPr>
         <w:t xml:space="preserve"> backend services in </w:t>
       </w:r>
-      <w:proofErr w:type="spellStart"/>
       <w:r>
         <w:rPr>
           <w:rFonts w:ascii="Times New Roman" w:eastAsia="Times New Roman" w:hAnsi="Times New Roman" w:cs="Times New Roman"/>
@@ -1752,7 +1481,6 @@
         </w:rPr>
         <w:t>TypeScript</w:t>
       </w:r>
-      <w:proofErr w:type="spellEnd"/>
       <w:r>
         <w:rPr>
           <w:rFonts w:ascii="Times New Roman" w:eastAsia="Times New Roman" w:hAnsi="Times New Roman" w:cs="Times New Roman"/>
@@ -1837,25 +1565,7 @@
           <w:sz w:val="20"/>
           <w:szCs w:val="24"/>
         </w:rPr>
-        <w:t xml:space="preserve"> with pagination, filtering, </w:t>
-      </w:r>
-      <w:proofErr w:type="spellStart"/>
-      <w:r>
-        <w:rPr>
-          <w:rFonts w:ascii="Times New Roman" w:eastAsia="Times New Roman" w:hAnsi="Times New Roman" w:cs="Times New Roman"/>
-          <w:sz w:val="20"/>
-          <w:szCs w:val="24"/>
-        </w:rPr>
-        <w:t>idempotency</w:t>
-      </w:r>
-      <w:proofErr w:type="spellEnd"/>
-      <w:r>
-        <w:rPr>
-          <w:rFonts w:ascii="Times New Roman" w:eastAsia="Times New Roman" w:hAnsi="Times New Roman" w:cs="Times New Roman"/>
-          <w:sz w:val="20"/>
-          <w:szCs w:val="24"/>
-        </w:rPr>
-        <w:t xml:space="preserve"> keys, and standardized envelopes to stabilize client integration.</w:t>
+        <w:t xml:space="preserve"> with pagination, filtering, idempotency keys, and standardized envelopes to stabilize client integration.</w:t>
       </w:r>
     </w:p>
     <w:p>
@@ -1951,43 +1661,7 @@
           <w:sz w:val="20"/>
           <w:szCs w:val="24"/>
         </w:rPr>
-        <w:t xml:space="preserve">, replay-safe consumers, </w:t>
-      </w:r>
-      <w:proofErr w:type="spellStart"/>
-      <w:r>
-        <w:rPr>
-          <w:rFonts w:ascii="Times New Roman" w:eastAsia="Times New Roman" w:hAnsi="Times New Roman" w:cs="Times New Roman"/>
-          <w:sz w:val="20"/>
-          <w:szCs w:val="24"/>
-        </w:rPr>
-        <w:t>deduplication</w:t>
-      </w:r>
-      <w:proofErr w:type="spellEnd"/>
-      <w:r>
-        <w:rPr>
-          <w:rFonts w:ascii="Times New Roman" w:eastAsia="Times New Roman" w:hAnsi="Times New Roman" w:cs="Times New Roman"/>
-          <w:sz w:val="20"/>
-          <w:szCs w:val="24"/>
-        </w:rPr>
-        <w:t xml:space="preserve">, and </w:t>
-      </w:r>
-      <w:proofErr w:type="spellStart"/>
-      <w:r>
-        <w:rPr>
-          <w:rFonts w:ascii="Times New Roman" w:eastAsia="Times New Roman" w:hAnsi="Times New Roman" w:cs="Times New Roman"/>
-          <w:sz w:val="20"/>
-          <w:szCs w:val="24"/>
-        </w:rPr>
-        <w:t>backoff</w:t>
-      </w:r>
-      <w:proofErr w:type="spellEnd"/>
-      <w:r>
-        <w:rPr>
-          <w:rFonts w:ascii="Times New Roman" w:eastAsia="Times New Roman" w:hAnsi="Times New Roman" w:cs="Times New Roman"/>
-          <w:sz w:val="20"/>
-          <w:szCs w:val="24"/>
-        </w:rPr>
-        <w:t xml:space="preserve"> policies.</w:t>
+        <w:t>, replay-safe consumers, deduplication, and backoff policies.</w:t>
       </w:r>
     </w:p>
     <w:p>
@@ -2013,7 +1687,6 @@
         </w:rPr>
         <w:t xml:space="preserve">Built orchestration flows with </w:t>
       </w:r>
-      <w:proofErr w:type="spellStart"/>
       <w:r>
         <w:rPr>
           <w:rFonts w:ascii="Times New Roman" w:eastAsia="Times New Roman" w:hAnsi="Times New Roman" w:cs="Times New Roman"/>
@@ -2024,7 +1697,6 @@
         </w:rPr>
         <w:t>EventBridge</w:t>
       </w:r>
-      <w:proofErr w:type="spellEnd"/>
       <w:r>
         <w:rPr>
           <w:rFonts w:ascii="Times New Roman" w:eastAsia="Times New Roman" w:hAnsi="Times New Roman" w:cs="Times New Roman"/>
@@ -2075,7 +1747,6 @@
         </w:rPr>
         <w:t xml:space="preserve">Modeled and tuned data workloads in </w:t>
       </w:r>
-      <w:proofErr w:type="spellStart"/>
       <w:r>
         <w:rPr>
           <w:rFonts w:ascii="Times New Roman" w:eastAsia="Times New Roman" w:hAnsi="Times New Roman" w:cs="Times New Roman"/>
@@ -2086,7 +1757,6 @@
         </w:rPr>
         <w:t>PostgreSQL</w:t>
       </w:r>
-      <w:proofErr w:type="spellEnd"/>
       <w:r>
         <w:rPr>
           <w:rFonts w:ascii="Times New Roman" w:eastAsia="Times New Roman" w:hAnsi="Times New Roman" w:cs="Times New Roman"/>
@@ -2119,7 +1789,6 @@
         </w:rPr>
         <w:t xml:space="preserve">Added multi-store patterns by integrating </w:t>
       </w:r>
-      <w:proofErr w:type="spellStart"/>
       <w:r>
         <w:rPr>
           <w:rFonts w:ascii="Times New Roman" w:eastAsia="Times New Roman" w:hAnsi="Times New Roman" w:cs="Times New Roman"/>
@@ -2130,7 +1799,6 @@
         </w:rPr>
         <w:t>DynamoDB</w:t>
       </w:r>
-      <w:proofErr w:type="spellEnd"/>
       <w:r>
         <w:rPr>
           <w:rFonts w:ascii="Times New Roman" w:eastAsia="Times New Roman" w:hAnsi="Times New Roman" w:cs="Times New Roman"/>
@@ -2139,7 +1807,6 @@
         </w:rPr>
         <w:t xml:space="preserve"> for high-throughput lookups and </w:t>
       </w:r>
-      <w:proofErr w:type="spellStart"/>
       <w:r>
         <w:rPr>
           <w:rFonts w:ascii="Times New Roman" w:eastAsia="Times New Roman" w:hAnsi="Times New Roman" w:cs="Times New Roman"/>
@@ -2150,7 +1817,6 @@
         </w:rPr>
         <w:t>MongoDB</w:t>
       </w:r>
-      <w:proofErr w:type="spellEnd"/>
       <w:r>
         <w:rPr>
           <w:rFonts w:ascii="Times New Roman" w:eastAsia="Times New Roman" w:hAnsi="Times New Roman" w:cs="Times New Roman"/>
@@ -2183,7 +1849,6 @@
         </w:rPr>
         <w:t xml:space="preserve">Introduced caching layers with </w:t>
       </w:r>
-      <w:proofErr w:type="spellStart"/>
       <w:r>
         <w:rPr>
           <w:rFonts w:ascii="Times New Roman" w:eastAsia="Times New Roman" w:hAnsi="Times New Roman" w:cs="Times New Roman"/>
@@ -2194,7 +1859,6 @@
         </w:rPr>
         <w:t>Redis</w:t>
       </w:r>
-      <w:proofErr w:type="spellEnd"/>
       <w:r>
         <w:rPr>
           <w:rFonts w:ascii="Times New Roman" w:eastAsia="Times New Roman" w:hAnsi="Times New Roman" w:cs="Times New Roman"/>
@@ -2203,7 +1867,6 @@
         </w:rPr>
         <w:t xml:space="preserve"> and </w:t>
       </w:r>
-      <w:proofErr w:type="spellStart"/>
       <w:r>
         <w:rPr>
           <w:rFonts w:ascii="Times New Roman" w:eastAsia="Times New Roman" w:hAnsi="Times New Roman" w:cs="Times New Roman"/>
@@ -2214,7 +1877,6 @@
         </w:rPr>
         <w:t>ElastiCache</w:t>
       </w:r>
-      <w:proofErr w:type="spellEnd"/>
       <w:r>
         <w:rPr>
           <w:rFonts w:ascii="Times New Roman" w:eastAsia="Times New Roman" w:hAnsi="Times New Roman" w:cs="Times New Roman"/>
@@ -2247,7 +1909,6 @@
         </w:rPr>
         <w:t xml:space="preserve">Delivered search pipelines with </w:t>
       </w:r>
-      <w:proofErr w:type="spellStart"/>
       <w:r>
         <w:rPr>
           <w:rFonts w:ascii="Times New Roman" w:eastAsia="Times New Roman" w:hAnsi="Times New Roman" w:cs="Times New Roman"/>
@@ -2258,7 +1919,6 @@
         </w:rPr>
         <w:t>Elasticsearch</w:t>
       </w:r>
-      <w:proofErr w:type="spellEnd"/>
       <w:r>
         <w:rPr>
           <w:rFonts w:ascii="Times New Roman" w:eastAsia="Times New Roman" w:hAnsi="Times New Roman" w:cs="Times New Roman"/>
@@ -2327,7 +1987,6 @@
         </w:rPr>
         <w:t xml:space="preserve"> and downstream consumers integrating with </w:t>
       </w:r>
-      <w:proofErr w:type="spellStart"/>
       <w:r>
         <w:rPr>
           <w:rFonts w:ascii="Times New Roman" w:eastAsia="Times New Roman" w:hAnsi="Times New Roman" w:cs="Times New Roman"/>
@@ -2338,7 +1997,6 @@
         </w:rPr>
         <w:t>BigQuery</w:t>
       </w:r>
-      <w:proofErr w:type="spellEnd"/>
       <w:r>
         <w:rPr>
           <w:rFonts w:ascii="Times New Roman" w:eastAsia="Times New Roman" w:hAnsi="Times New Roman" w:cs="Times New Roman"/>
@@ -2389,7 +2047,6 @@
         </w:rPr>
         <w:t xml:space="preserve"> using </w:t>
       </w:r>
-      <w:proofErr w:type="spellStart"/>
       <w:r>
         <w:rPr>
           <w:rFonts w:ascii="Times New Roman" w:eastAsia="Times New Roman" w:hAnsi="Times New Roman" w:cs="Times New Roman"/>
@@ -2400,7 +2057,6 @@
         </w:rPr>
         <w:t>Docker</w:t>
       </w:r>
-      <w:proofErr w:type="spellEnd"/>
       <w:r>
         <w:rPr>
           <w:rFonts w:ascii="Times New Roman" w:eastAsia="Times New Roman" w:hAnsi="Times New Roman" w:cs="Times New Roman"/>
@@ -2409,7 +2065,6 @@
         </w:rPr>
         <w:t xml:space="preserve">, Helm, and Argo CD with </w:t>
       </w:r>
-      <w:proofErr w:type="spellStart"/>
       <w:r>
         <w:rPr>
           <w:rFonts w:ascii="Times New Roman" w:eastAsia="Times New Roman" w:hAnsi="Times New Roman" w:cs="Times New Roman"/>
@@ -2420,7 +2075,6 @@
         </w:rPr>
         <w:t>GitOps</w:t>
       </w:r>
-      <w:proofErr w:type="spellEnd"/>
       <w:r>
         <w:rPr>
           <w:rFonts w:ascii="Times New Roman" w:eastAsia="Times New Roman" w:hAnsi="Times New Roman" w:cs="Times New Roman"/>
@@ -2531,7 +2185,6 @@
         </w:rPr>
         <w:t xml:space="preserve">Managed infrastructure using </w:t>
       </w:r>
-      <w:proofErr w:type="spellStart"/>
       <w:r>
         <w:rPr>
           <w:rFonts w:ascii="Times New Roman" w:eastAsia="Times New Roman" w:hAnsi="Times New Roman" w:cs="Times New Roman"/>
@@ -2542,7 +2195,6 @@
         </w:rPr>
         <w:t>Terraform</w:t>
       </w:r>
-      <w:proofErr w:type="spellEnd"/>
       <w:r>
         <w:rPr>
           <w:rFonts w:ascii="Times New Roman" w:eastAsia="Times New Roman" w:hAnsi="Times New Roman" w:cs="Times New Roman"/>
@@ -2551,7 +2203,6 @@
         </w:rPr>
         <w:t xml:space="preserve"> and </w:t>
       </w:r>
-      <w:proofErr w:type="spellStart"/>
       <w:r>
         <w:rPr>
           <w:rFonts w:ascii="Times New Roman" w:eastAsia="Times New Roman" w:hAnsi="Times New Roman" w:cs="Times New Roman"/>
@@ -2562,7 +2213,6 @@
         </w:rPr>
         <w:t>CloudFormation</w:t>
       </w:r>
-      <w:proofErr w:type="spellEnd"/>
       <w:r>
         <w:rPr>
           <w:rFonts w:ascii="Times New Roman" w:eastAsia="Times New Roman" w:hAnsi="Times New Roman" w:cs="Times New Roman"/>
@@ -2612,27 +2262,8 @@
           <w:szCs w:val="24"/>
         </w:rPr>
         <w:lastRenderedPageBreak/>
-        <w:t xml:space="preserve">Implemented </w:t>
-      </w:r>
-      <w:proofErr w:type="spellStart"/>
-      <w:r>
-        <w:rPr>
-          <w:rFonts w:ascii="Times New Roman" w:eastAsia="Times New Roman" w:hAnsi="Times New Roman" w:cs="Times New Roman"/>
-          <w:sz w:val="20"/>
-          <w:szCs w:val="24"/>
-        </w:rPr>
-        <w:t>observability</w:t>
-      </w:r>
-      <w:proofErr w:type="spellEnd"/>
-      <w:r>
-        <w:rPr>
-          <w:rFonts w:ascii="Times New Roman" w:eastAsia="Times New Roman" w:hAnsi="Times New Roman" w:cs="Times New Roman"/>
-          <w:sz w:val="20"/>
-          <w:szCs w:val="24"/>
-        </w:rPr>
-        <w:t xml:space="preserve"> with </w:t>
-      </w:r>
-      <w:proofErr w:type="spellStart"/>
+        <w:t xml:space="preserve">Implemented observability with </w:t>
+      </w:r>
       <w:r>
         <w:rPr>
           <w:rFonts w:ascii="Times New Roman" w:eastAsia="Times New Roman" w:hAnsi="Times New Roman" w:cs="Times New Roman"/>
@@ -2643,7 +2274,6 @@
         </w:rPr>
         <w:t>OpenTelemetry</w:t>
       </w:r>
-      <w:proofErr w:type="spellEnd"/>
       <w:r>
         <w:rPr>
           <w:rFonts w:ascii="Times New Roman" w:eastAsia="Times New Roman" w:hAnsi="Times New Roman" w:cs="Times New Roman"/>
@@ -2652,7 +2282,6 @@
         </w:rPr>
         <w:t xml:space="preserve"> traces/metrics/logs flowing into </w:t>
       </w:r>
-      <w:proofErr w:type="spellStart"/>
       <w:r>
         <w:rPr>
           <w:rFonts w:ascii="Times New Roman" w:eastAsia="Times New Roman" w:hAnsi="Times New Roman" w:cs="Times New Roman"/>
@@ -2663,7 +2292,6 @@
         </w:rPr>
         <w:t>Datadog</w:t>
       </w:r>
-      <w:proofErr w:type="spellEnd"/>
       <w:r>
         <w:rPr>
           <w:rFonts w:ascii="Times New Roman" w:eastAsia="Times New Roman" w:hAnsi="Times New Roman" w:cs="Times New Roman"/>
@@ -2690,7 +2318,6 @@
         </w:rPr>
         <w:t xml:space="preserve">, </w:t>
       </w:r>
-      <w:proofErr w:type="spellStart"/>
       <w:r>
         <w:rPr>
           <w:rFonts w:ascii="Times New Roman" w:eastAsia="Times New Roman" w:hAnsi="Times New Roman" w:cs="Times New Roman"/>
@@ -2701,7 +2328,6 @@
         </w:rPr>
         <w:t>Grafana</w:t>
       </w:r>
-      <w:proofErr w:type="spellEnd"/>
       <w:r>
         <w:rPr>
           <w:rFonts w:ascii="Times New Roman" w:eastAsia="Times New Roman" w:hAnsi="Times New Roman" w:cs="Times New Roman"/>
@@ -2710,7 +2336,6 @@
         </w:rPr>
         <w:t xml:space="preserve">, and </w:t>
       </w:r>
-      <w:proofErr w:type="spellStart"/>
       <w:r>
         <w:rPr>
           <w:rFonts w:ascii="Times New Roman" w:eastAsia="Times New Roman" w:hAnsi="Times New Roman" w:cs="Times New Roman"/>
@@ -2721,7 +2346,6 @@
         </w:rPr>
         <w:t>CloudWatch</w:t>
       </w:r>
-      <w:proofErr w:type="spellEnd"/>
       <w:r>
         <w:rPr>
           <w:rFonts w:ascii="Times New Roman" w:eastAsia="Times New Roman" w:hAnsi="Times New Roman" w:cs="Times New Roman"/>
@@ -2772,27 +2396,15 @@
         </w:rPr>
         <w:t xml:space="preserve">, </w:t>
       </w:r>
-      <w:proofErr w:type="spellStart"/>
-      <w:r>
-        <w:rPr>
-          <w:rFonts w:ascii="Times New Roman" w:eastAsia="Times New Roman" w:hAnsi="Times New Roman" w:cs="Times New Roman"/>
-          <w:b/>
-          <w:bCs/>
-          <w:sz w:val="20"/>
-          <w:szCs w:val="24"/>
-        </w:rPr>
-        <w:t>OpenID</w:t>
-      </w:r>
-      <w:proofErr w:type="spellEnd"/>
-      <w:r>
-        <w:rPr>
-          <w:rFonts w:ascii="Times New Roman" w:eastAsia="Times New Roman" w:hAnsi="Times New Roman" w:cs="Times New Roman"/>
-          <w:b/>
-          <w:bCs/>
-          <w:sz w:val="20"/>
-          <w:szCs w:val="24"/>
-        </w:rPr>
-        <w:t xml:space="preserve"> Connect</w:t>
+      <w:r>
+        <w:rPr>
+          <w:rFonts w:ascii="Times New Roman" w:eastAsia="Times New Roman" w:hAnsi="Times New Roman" w:cs="Times New Roman"/>
+          <w:b/>
+          <w:bCs/>
+          <w:sz w:val="20"/>
+          <w:szCs w:val="24"/>
+        </w:rPr>
+        <w:t>OpenID Connect</w:t>
       </w:r>
       <w:r>
         <w:rPr>
@@ -2880,27 +2492,15 @@
         </w:rPr>
         <w:t xml:space="preserve">Built CI/CD pipelines with </w:t>
       </w:r>
-      <w:proofErr w:type="spellStart"/>
-      <w:r>
-        <w:rPr>
-          <w:rFonts w:ascii="Times New Roman" w:eastAsia="Times New Roman" w:hAnsi="Times New Roman" w:cs="Times New Roman"/>
-          <w:b/>
-          <w:bCs/>
-          <w:sz w:val="20"/>
-          <w:szCs w:val="24"/>
-        </w:rPr>
-        <w:t>GitHub</w:t>
-      </w:r>
-      <w:proofErr w:type="spellEnd"/>
-      <w:r>
-        <w:rPr>
-          <w:rFonts w:ascii="Times New Roman" w:eastAsia="Times New Roman" w:hAnsi="Times New Roman" w:cs="Times New Roman"/>
-          <w:b/>
-          <w:bCs/>
-          <w:sz w:val="20"/>
-          <w:szCs w:val="24"/>
-        </w:rPr>
-        <w:t xml:space="preserve"> Actions</w:t>
+      <w:r>
+        <w:rPr>
+          <w:rFonts w:ascii="Times New Roman" w:eastAsia="Times New Roman" w:hAnsi="Times New Roman" w:cs="Times New Roman"/>
+          <w:b/>
+          <w:bCs/>
+          <w:sz w:val="20"/>
+          <w:szCs w:val="24"/>
+        </w:rPr>
+        <w:t>GitHub Actions</w:t>
       </w:r>
       <w:r>
         <w:rPr>
@@ -2979,7 +2579,6 @@
           <w:szCs w:val="27"/>
         </w:rPr>
       </w:pPr>
-      <w:proofErr w:type="spellStart"/>
       <w:r>
         <w:rPr>
           <w:rFonts w:ascii="Britannic Bold" w:eastAsia="Times New Roman" w:hAnsi="Britannic Bold" w:cs="Arial"/>
@@ -2989,7 +2588,6 @@
         </w:rPr>
         <w:t>Saritasa</w:t>
       </w:r>
-      <w:proofErr w:type="spellEnd"/>
     </w:p>
     <w:p>
       <w:pPr>
@@ -3153,7 +2751,6 @@
         </w:rPr>
         <w:t xml:space="preserve">Implemented caching approaches using </w:t>
       </w:r>
-      <w:proofErr w:type="spellStart"/>
       <w:r>
         <w:rPr>
           <w:rFonts w:ascii="Times New Roman" w:eastAsia="Times New Roman" w:hAnsi="Times New Roman" w:cs="Times New Roman"/>
@@ -3164,7 +2761,6 @@
         </w:rPr>
         <w:t>Redis</w:t>
       </w:r>
-      <w:proofErr w:type="spellEnd"/>
       <w:r>
         <w:rPr>
           <w:rFonts w:ascii="Times New Roman" w:eastAsia="Times New Roman" w:hAnsi="Times New Roman" w:cs="Times New Roman"/>
@@ -3195,25 +2791,7 @@
           <w:sz w:val="20"/>
           <w:szCs w:val="24"/>
         </w:rPr>
-        <w:t xml:space="preserve">Introduced queue-based </w:t>
-      </w:r>
-      <w:proofErr w:type="spellStart"/>
-      <w:r>
-        <w:rPr>
-          <w:rFonts w:ascii="Times New Roman" w:eastAsia="Times New Roman" w:hAnsi="Times New Roman" w:cs="Times New Roman"/>
-          <w:sz w:val="20"/>
-          <w:szCs w:val="24"/>
-        </w:rPr>
-        <w:t>async</w:t>
-      </w:r>
-      <w:proofErr w:type="spellEnd"/>
-      <w:r>
-        <w:rPr>
-          <w:rFonts w:ascii="Times New Roman" w:eastAsia="Times New Roman" w:hAnsi="Times New Roman" w:cs="Times New Roman"/>
-          <w:sz w:val="20"/>
-          <w:szCs w:val="24"/>
-        </w:rPr>
-        <w:t xml:space="preserve"> processing with worker patterns, improving responsiveness for long-running tasks and scheduled jobs.</w:t>
+        <w:t>Introduced queue-based async processing with worker patterns, improving responsiveness for long-running tasks and scheduled jobs.</w:t>
       </w:r>
     </w:p>
     <w:p>
@@ -3239,7 +2817,6 @@
         </w:rPr>
         <w:t xml:space="preserve">Implemented early search indexing using </w:t>
       </w:r>
-      <w:proofErr w:type="spellStart"/>
       <w:r>
         <w:rPr>
           <w:rFonts w:ascii="Times New Roman" w:eastAsia="Times New Roman" w:hAnsi="Times New Roman" w:cs="Times New Roman"/>
@@ -3250,7 +2827,6 @@
         </w:rPr>
         <w:t>Elasticsearch</w:t>
       </w:r>
-      <w:proofErr w:type="spellEnd"/>
       <w:r>
         <w:rPr>
           <w:rFonts w:ascii="Times New Roman" w:eastAsia="Times New Roman" w:hAnsi="Times New Roman" w:cs="Times New Roman"/>
@@ -3325,7 +2901,6 @@
         </w:rPr>
         <w:t xml:space="preserve">Supported containerization initiatives with </w:t>
       </w:r>
-      <w:proofErr w:type="spellStart"/>
       <w:r>
         <w:rPr>
           <w:rFonts w:ascii="Times New Roman" w:eastAsia="Times New Roman" w:hAnsi="Times New Roman" w:cs="Times New Roman"/>
@@ -3336,32 +2911,13 @@
         </w:rPr>
         <w:t>Docker</w:t>
       </w:r>
-      <w:proofErr w:type="spellEnd"/>
-      <w:r>
-        <w:rPr>
-          <w:rFonts w:ascii="Times New Roman" w:eastAsia="Times New Roman" w:hAnsi="Times New Roman" w:cs="Times New Roman"/>
-          <w:sz w:val="20"/>
-          <w:szCs w:val="24"/>
-        </w:rPr>
-        <w:t xml:space="preserve">, improving consistency across </w:t>
-      </w:r>
-      <w:proofErr w:type="spellStart"/>
-      <w:r>
-        <w:rPr>
-          <w:rFonts w:ascii="Times New Roman" w:eastAsia="Times New Roman" w:hAnsi="Times New Roman" w:cs="Times New Roman"/>
-          <w:sz w:val="20"/>
-          <w:szCs w:val="24"/>
-        </w:rPr>
-        <w:t>dev</w:t>
-      </w:r>
-      <w:proofErr w:type="spellEnd"/>
-      <w:r>
-        <w:rPr>
-          <w:rFonts w:ascii="Times New Roman" w:eastAsia="Times New Roman" w:hAnsi="Times New Roman" w:cs="Times New Roman"/>
-          <w:sz w:val="20"/>
-          <w:szCs w:val="24"/>
-        </w:rPr>
-        <w:t>/test environments and reducing release friction.</w:t>
+      <w:r>
+        <w:rPr>
+          <w:rFonts w:ascii="Times New Roman" w:eastAsia="Times New Roman" w:hAnsi="Times New Roman" w:cs="Times New Roman"/>
+          <w:sz w:val="20"/>
+          <w:szCs w:val="24"/>
+        </w:rPr>
+        <w:t>, improving consistency across dev/test environments and reducing release friction.</w:t>
       </w:r>
     </w:p>
     <w:p>
@@ -3751,7 +3307,6 @@
         </w:rPr>
         <w:t xml:space="preserve">Introduced caching techniques using </w:t>
       </w:r>
-      <w:proofErr w:type="spellStart"/>
       <w:r>
         <w:rPr>
           <w:rStyle w:val="Strong"/>
@@ -3759,7 +3314,6 @@
         </w:rPr>
         <w:t>Redis</w:t>
       </w:r>
-      <w:proofErr w:type="spellEnd"/>
       <w:r>
         <w:rPr>
           <w:sz w:val="20"/>
@@ -3823,7 +3377,6 @@
         </w:rPr>
         <w:t xml:space="preserve">Supported deployment workflows with containerization using </w:t>
       </w:r>
-      <w:proofErr w:type="spellStart"/>
       <w:r>
         <w:rPr>
           <w:rStyle w:val="Strong"/>
@@ -3831,7 +3384,6 @@
         </w:rPr>
         <w:t>Docker</w:t>
       </w:r>
-      <w:proofErr w:type="spellEnd"/>
       <w:r>
         <w:rPr>
           <w:sz w:val="20"/>
@@ -4016,16 +3568,7 @@
           <w:szCs w:val="24"/>
         </w:rPr>
         <w:lastRenderedPageBreak/>
-        <w:t>Suppor</w:t>
-      </w:r>
-      <w:bookmarkStart w:id="0" w:name="_GoBack"/>
-      <w:bookmarkEnd w:id="0"/>
-      <w:r>
-        <w:rPr>
-          <w:rFonts w:ascii="Times New Roman" w:eastAsia="Times New Roman" w:hAnsi="Times New Roman" w:cs="Times New Roman"/>
-          <w:szCs w:val="24"/>
-        </w:rPr>
-        <w:t xml:space="preserve">ted SQL-backed reporting tasks using </w:t>
+        <w:t xml:space="preserve">Supported SQL-backed reporting tasks using </w:t>
       </w:r>
       <w:r>
         <w:rPr>
@@ -4079,23 +3622,7 @@
           <w:rFonts w:ascii="Times New Roman" w:eastAsia="Times New Roman" w:hAnsi="Times New Roman" w:cs="Times New Roman"/>
           <w:szCs w:val="24"/>
         </w:rPr>
-        <w:t xml:space="preserve">Added basic logging to improve </w:t>
-      </w:r>
-      <w:proofErr w:type="spellStart"/>
-      <w:r>
-        <w:rPr>
-          <w:rFonts w:ascii="Times New Roman" w:eastAsia="Times New Roman" w:hAnsi="Times New Roman" w:cs="Times New Roman"/>
-          <w:szCs w:val="24"/>
-        </w:rPr>
-        <w:t>diagnosability</w:t>
-      </w:r>
-      <w:proofErr w:type="spellEnd"/>
-      <w:r>
-        <w:rPr>
-          <w:rFonts w:ascii="Times New Roman" w:eastAsia="Times New Roman" w:hAnsi="Times New Roman" w:cs="Times New Roman"/>
-          <w:szCs w:val="24"/>
-        </w:rPr>
-        <w:t xml:space="preserve"> during testing and early customer usage.</w:t>
+        <w:t>Added basic logging to improve diagnosability during testing and early customer usage.</w:t>
       </w:r>
     </w:p>
     <w:p>
@@ -4132,7 +3659,6 @@
           <w:szCs w:val="24"/>
         </w:rPr>
       </w:pPr>
-      <w:proofErr w:type="gramStart"/>
       <w:r>
         <w:rPr>
           <w:rFonts w:ascii="Times New Roman" w:eastAsia="Times New Roman" w:hAnsi="Times New Roman" w:cs="Times New Roman"/>
@@ -4149,17 +3675,7 @@
           <w:bCs/>
           <w:szCs w:val="24"/>
         </w:rPr>
-        <w:t>’s  Degree</w:t>
-      </w:r>
-      <w:proofErr w:type="gramEnd"/>
-      <w:r>
-        <w:rPr>
-          <w:rFonts w:ascii="Times New Roman" w:eastAsia="Times New Roman" w:hAnsi="Times New Roman" w:cs="Times New Roman"/>
-          <w:b/>
-          <w:bCs/>
-          <w:szCs w:val="24"/>
-        </w:rPr>
-        <w:t xml:space="preserve"> </w:t>
+        <w:t xml:space="preserve">’s  Degree </w:t>
       </w:r>
       <w:r>
         <w:rPr>
@@ -4416,7 +3932,6 @@
         </w:rPr>
         <w:t xml:space="preserve">Backed critical workflows with </w:t>
       </w:r>
-      <w:proofErr w:type="spellStart"/>
       <w:r>
         <w:rPr>
           <w:rStyle w:val="Strong"/>
@@ -4424,14 +3939,12 @@
         </w:rPr>
         <w:t>PostgreSQL</w:t>
       </w:r>
-      <w:proofErr w:type="spellEnd"/>
       <w:r>
         <w:rPr>
           <w:sz w:val="20"/>
         </w:rPr>
         <w:t xml:space="preserve"> and </w:t>
       </w:r>
-      <w:proofErr w:type="spellStart"/>
       <w:r>
         <w:rPr>
           <w:rStyle w:val="Strong"/>
@@ -4439,7 +3952,6 @@
         </w:rPr>
         <w:t>Redis</w:t>
       </w:r>
-      <w:proofErr w:type="spellEnd"/>
       <w:r>
         <w:rPr>
           <w:sz w:val="20"/>
@@ -4466,7 +3978,6 @@
         </w:rPr>
         <w:t xml:space="preserve">Added </w:t>
       </w:r>
-      <w:proofErr w:type="spellStart"/>
       <w:r>
         <w:rPr>
           <w:rStyle w:val="Strong"/>
@@ -4474,7 +3985,6 @@
         </w:rPr>
         <w:t>OpenTelemetry</w:t>
       </w:r>
-      <w:proofErr w:type="spellEnd"/>
       <w:r>
         <w:rPr>
           <w:sz w:val="20"/>
@@ -4486,17 +3996,8 @@
           <w:rStyle w:val="Strong"/>
           <w:sz w:val="20"/>
         </w:rPr>
-        <w:t>Prometheus/</w:t>
-      </w:r>
-      <w:proofErr w:type="spellStart"/>
-      <w:r>
-        <w:rPr>
-          <w:rStyle w:val="Strong"/>
-          <w:sz w:val="20"/>
-        </w:rPr>
-        <w:t>Grafana</w:t>
-      </w:r>
-      <w:proofErr w:type="spellEnd"/>
+        <w:t>Prometheus/Grafana</w:t>
+      </w:r>
       <w:r>
         <w:rPr>
           <w:sz w:val="20"/>
@@ -4540,21 +4041,7 @@
         <w:rPr>
           <w:sz w:val="20"/>
         </w:rPr>
-        <w:t xml:space="preserve">Built </w:t>
-      </w:r>
-      <w:proofErr w:type="spellStart"/>
-      <w:r>
-        <w:rPr>
-          <w:sz w:val="20"/>
-        </w:rPr>
-        <w:t>async</w:t>
-      </w:r>
-      <w:proofErr w:type="spellEnd"/>
-      <w:r>
-        <w:rPr>
-          <w:sz w:val="20"/>
-        </w:rPr>
-        <w:t xml:space="preserve"> workers using </w:t>
+        <w:t xml:space="preserve">Built async workers using </w:t>
       </w:r>
       <w:r>
         <w:rPr>
@@ -4602,21 +4089,12 @@
         </w:rPr>
         <w:t xml:space="preserve">Implemented search indexing and retrieval with </w:t>
       </w:r>
-      <w:proofErr w:type="spellStart"/>
-      <w:r>
-        <w:rPr>
-          <w:rStyle w:val="Strong"/>
-          <w:sz w:val="20"/>
-        </w:rPr>
-        <w:t>Elasticsearch</w:t>
-      </w:r>
-      <w:proofErr w:type="spellEnd"/>
-      <w:r>
-        <w:rPr>
-          <w:rStyle w:val="Strong"/>
-          <w:sz w:val="20"/>
-        </w:rPr>
-        <w:t>/OpenSearch</w:t>
+      <w:r>
+        <w:rPr>
+          <w:rStyle w:val="Strong"/>
+          <w:sz w:val="20"/>
+        </w:rPr>
+        <w:t>Elasticsearch/OpenSearch</w:t>
       </w:r>
       <w:r>
         <w:rPr>
@@ -4657,7 +4135,6 @@
         </w:rPr>
         <w:t xml:space="preserve"> using </w:t>
       </w:r>
-      <w:proofErr w:type="spellStart"/>
       <w:r>
         <w:rPr>
           <w:rStyle w:val="Strong"/>
@@ -4665,7 +4142,6 @@
         </w:rPr>
         <w:t>Docker</w:t>
       </w:r>
-      <w:proofErr w:type="spellEnd"/>
       <w:r>
         <w:rPr>
           <w:sz w:val="20"/>
@@ -4698,7 +4174,6 @@
         </w:rPr>
         <w:t xml:space="preserve">, with infrastructure managed via </w:t>
       </w:r>
-      <w:proofErr w:type="spellStart"/>
       <w:r>
         <w:rPr>
           <w:rStyle w:val="Strong"/>
@@ -4706,7 +4181,6 @@
         </w:rPr>
         <w:t>Terraform</w:t>
       </w:r>
-      <w:proofErr w:type="spellEnd"/>
       <w:r>
         <w:rPr>
           <w:sz w:val="20"/>
@@ -6950,7 +6424,7 @@
 </file>
 
 <file path=customXml/itemProps1.xml><?xml version="1.0" encoding="utf-8"?>
-<ds:datastoreItem xmlns:ds="http://schemas.openxmlformats.org/officeDocument/2006/customXml" ds:itemID="{68D26AB8-4CAE-4317-97FC-E5DB148A4D6D}">
+<ds:datastoreItem xmlns:ds="http://schemas.openxmlformats.org/officeDocument/2006/customXml" ds:itemID="{DD8D6567-B215-4471-929D-B52E673EBE4D}">
   <ds:schemaRefs>
     <ds:schemaRef ds:uri="http://schemas.openxmlformats.org/officeDocument/2006/bibliography"/>
   </ds:schemaRefs>
